--- a/policies/build/chapters_v2/COP/document/COP5/SOP_Code_Blue_CPR_Response.docx
+++ b/policies/build/chapters_v2/COP/document/COP5/SOP_Code_Blue_CPR_Response.docx
@@ -412,7 +412,7 @@
         <w:rPr>
           <w:i/>
         </w:rPr>
-        <w:t>Skipping or rushing this step is exactly the kind of gap an assessor — or a real patient safety incident — would eventually surface.</w:t>
+        <w:t>Every second of delay before starting CPR measurably lowers the chance of a good outcome — this is the one step where rushing is actually the correct speed.</w:t>
       </w:r>
     </w:p>
     <w:p>
@@ -469,7 +469,7 @@
         <w:rPr>
           <w:i/>
         </w:rPr>
-        <w:t>Skipping or rushing this step is exactly the kind of gap an assessor — or a real patient safety incident — would eventually surface.</w:t>
+        <w:t>A code blue where no one's role is clear is chaos exactly when the patient needs coordinated action — the roster exists to prevent that at the worst possible moment.</w:t>
       </w:r>
     </w:p>
     <w:p>
@@ -588,7 +588,7 @@
         <w:rPr>
           <w:i/>
         </w:rPr>
-        <w:t>Skipping or rushing this step is exactly the kind of gap an assessor — or a real patient safety incident — would eventually surface.</w:t>
+        <w:t>A code blue that's never reviewed keeps repeating the same response gaps, drill after drill, because no one ever looked at what actually happened.</w:t>
       </w:r>
     </w:p>
     <w:p>
@@ -677,7 +677,7 @@
             <w:color w:val="0563C1"/>
             <w:u w:val="single"/>
           </w:rPr>
-          <w:t>NABH — Hospitals Accreditation Programme (HCO), 6th Edition standards</w:t>
+          <w:t>National Accreditation Board for Hospitals and Healthcare Providers. (2025). NABH accreditation standards for hospitals (6th ed.). ISBN 978-81-965264-9-8.</w:t>
         </w:r>
       </w:hyperlink>
     </w:p>
